--- a/source-multichoice/build/es-material-properties-3.docx
+++ b/source-multichoice/build/es-material-properties-3.docx
@@ -25,7 +25,7 @@
       <w:r>
         <w:t>a)</w:t>
         <w:tab/>
-        <w:t>Su capacidad para conducir electricidad.</w:t>
+        <w:t>Su resistencia al calor.</w:t>
       </w:r>
     </w:p>
     <w:p>
@@ -45,7 +45,7 @@
       <w:r>
         <w:t>c)</w:t>
         <w:tab/>
-        <w:t>Cómo se comporta ante productos químicos o la radiación solar.</w:t>
+        <w:t>Su capacidad para conducir electricidad.</w:t>
       </w:r>
     </w:p>
     <w:p>
@@ -55,7 +55,7 @@
       <w:r>
         <w:t>d)</w:t>
         <w:tab/>
-        <w:t>Su resistencia al calor.</w:t>
+        <w:t>Cómo se comporta ante productos químicos o la radiación solar.</w:t>
       </w:r>
     </w:p>
     <w:p>
@@ -73,16 +73,6 @@
       <w:r>
         <w:t>a)</w:t>
         <w:tab/>
-        <w:t>La resistencia al calor de un material.</w:t>
-      </w:r>
-    </w:p>
-    <w:p>
-      <w:pPr>
-        <w:pStyle w:val="Choice"/>
-      </w:pPr>
-      <w:r>
-        <w:t>b)</w:t>
-        <w:tab/>
         <w:t>La fusibilidad de un material.</w:t>
       </w:r>
     </w:p>
@@ -91,9 +81,19 @@
         <w:pStyle w:val="Choice"/>
       </w:pPr>
       <w:r>
+        <w:t>b)</w:t>
+        <w:tab/>
+        <w:t>La capacidad de estirarse sin romperse.</w:t>
+      </w:r>
+    </w:p>
+    <w:p>
+      <w:pPr>
+        <w:pStyle w:val="Choice"/>
+      </w:pPr>
+      <w:r>
         <w:t>c)</w:t>
         <w:tab/>
-        <w:t>La capacidad de estirarse sin romperse.</w:t>
+        <w:t>La resistencia al calor de un material.</w:t>
       </w:r>
     </w:p>
     <w:p>
@@ -121,6 +121,26 @@
       <w:r>
         <w:t>a)</w:t>
         <w:tab/>
+        <w:t>Cromo.</w:t>
+      </w:r>
+    </w:p>
+    <w:p>
+      <w:pPr>
+        <w:pStyle w:val="Choice"/>
+      </w:pPr>
+      <w:r>
+        <w:t>b)</w:t>
+        <w:tab/>
+        <w:t>Hierro.</w:t>
+      </w:r>
+    </w:p>
+    <w:p>
+      <w:pPr>
+        <w:pStyle w:val="Choice"/>
+      </w:pPr>
+      <w:r>
+        <w:t>c)</w:t>
+        <w:tab/>
         <w:t>Oro.</w:t>
       </w:r>
     </w:p>
@@ -129,33 +149,13 @@
         <w:pStyle w:val="Choice"/>
       </w:pPr>
       <w:r>
-        <w:t>b)</w:t>
+        <w:t>d)</w:t>
         <w:tab/>
         <w:t>Estaño.</w:t>
       </w:r>
     </w:p>
     <w:p>
       <w:pPr>
-        <w:pStyle w:val="Choice"/>
-      </w:pPr>
-      <w:r>
-        <w:t>c)</w:t>
-        <w:tab/>
-        <w:t>Cromo.</w:t>
-      </w:r>
-    </w:p>
-    <w:p>
-      <w:pPr>
-        <w:pStyle w:val="Choice"/>
-      </w:pPr>
-      <w:r>
-        <w:t>d)</w:t>
-        <w:tab/>
-        <w:t>Hierro.</w:t>
-      </w:r>
-    </w:p>
-    <w:p>
-      <w:pPr>
         <w:pStyle w:val="ListNumber"/>
       </w:pPr>
       <w:r>
@@ -169,6 +169,16 @@
       <w:r>
         <w:t>a)</w:t>
         <w:tab/>
+        <w:t>Estirando el hierro.</w:t>
+      </w:r>
+    </w:p>
+    <w:p>
+      <w:pPr>
+        <w:pStyle w:val="Choice"/>
+      </w:pPr>
+      <w:r>
+        <w:t>b)</w:t>
+        <w:tab/>
         <w:t>Calentando el hierro y enfriándolo rápidamente para que mejore su resistencia a la oxidación.</w:t>
       </w:r>
     </w:p>
@@ -177,33 +187,23 @@
         <w:pStyle w:val="Choice"/>
       </w:pPr>
       <w:r>
-        <w:t>b)</w:t>
+        <w:t>c)</w:t>
+        <w:tab/>
+        <w:t>Enfriando el hierro.</w:t>
+      </w:r>
+    </w:p>
+    <w:p>
+      <w:pPr>
+        <w:pStyle w:val="Choice"/>
+      </w:pPr>
+      <w:r>
+        <w:t>d)</w:t>
         <w:tab/>
         <w:t>Recubriendo el hierro con pinturas o con metales resistentes a la oxidación.</w:t>
       </w:r>
     </w:p>
     <w:p>
       <w:pPr>
-        <w:pStyle w:val="Choice"/>
-      </w:pPr>
-      <w:r>
-        <w:t>c)</w:t>
-        <w:tab/>
-        <w:t>Estirando el hierro.</w:t>
-      </w:r>
-    </w:p>
-    <w:p>
-      <w:pPr>
-        <w:pStyle w:val="Choice"/>
-      </w:pPr>
-      <w:r>
-        <w:t>d)</w:t>
-        <w:tab/>
-        <w:t>Enfriando el hierro.</w:t>
-      </w:r>
-    </w:p>
-    <w:p>
-      <w:pPr>
         <w:pStyle w:val="ListNumber"/>
       </w:pPr>
       <w:r>
@@ -217,7 +217,7 @@
       <w:r>
         <w:t>a)</w:t>
         <w:tab/>
-        <w:t>Materiales conductores.</w:t>
+        <w:t>Metales.</w:t>
       </w:r>
     </w:p>
     <w:p>
@@ -227,7 +227,7 @@
       <w:r>
         <w:t>b)</w:t>
         <w:tab/>
-        <w:t>Metales.</w:t>
+        <w:t>Plásticos, vidrio, madera y cerámicos.</w:t>
       </w:r>
     </w:p>
     <w:p>
@@ -247,7 +247,7 @@
       <w:r>
         <w:t>d)</w:t>
         <w:tab/>
-        <w:t>Plásticos, vidrio, madera y cerámicos.</w:t>
+        <w:t>Materiales conductores.</w:t>
       </w:r>
     </w:p>
     <w:p>
@@ -275,7 +275,7 @@
       <w:r>
         <w:t>b)</w:t>
         <w:tab/>
-        <w:t>Porque son metales resistentes a la oxidación.</w:t>
+        <w:t>Porque tienen propiedades magnéticas.</w:t>
       </w:r>
     </w:p>
     <w:p>
@@ -285,7 +285,7 @@
       <w:r>
         <w:t>c)</w:t>
         <w:tab/>
-        <w:t>Porque tienen propiedades magnéticas.</w:t>
+        <w:t>Porque son metales resistentes a la oxidación.</w:t>
       </w:r>
     </w:p>
     <w:p>
@@ -361,6 +361,26 @@
       <w:r>
         <w:t>a)</w:t>
         <w:tab/>
+        <w:t>Porque son pesados.</w:t>
+      </w:r>
+    </w:p>
+    <w:p>
+      <w:pPr>
+        <w:pStyle w:val="Choice"/>
+      </w:pPr>
+      <w:r>
+        <w:t>b)</w:t>
+        <w:tab/>
+        <w:t>Porque resisten muy bien sus efectos.</w:t>
+      </w:r>
+    </w:p>
+    <w:p>
+      <w:pPr>
+        <w:pStyle w:val="Choice"/>
+      </w:pPr>
+      <w:r>
+        <w:t>c)</w:t>
+        <w:tab/>
         <w:t>Porque son fáciles de romper.</w:t>
       </w:r>
     </w:p>
@@ -369,33 +389,13 @@
         <w:pStyle w:val="Choice"/>
       </w:pPr>
       <w:r>
-        <w:t>b)</w:t>
+        <w:t>d)</w:t>
         <w:tab/>
         <w:t>Porque son conductores eléctricos.</w:t>
       </w:r>
     </w:p>
     <w:p>
       <w:pPr>
-        <w:pStyle w:val="Choice"/>
-      </w:pPr>
-      <w:r>
-        <w:t>c)</w:t>
-        <w:tab/>
-        <w:t>Porque resisten muy bien sus efectos.</w:t>
-      </w:r>
-    </w:p>
-    <w:p>
-      <w:pPr>
-        <w:pStyle w:val="Choice"/>
-      </w:pPr>
-      <w:r>
-        <w:t>d)</w:t>
-        <w:tab/>
-        <w:t>Porque son pesados.</w:t>
-      </w:r>
-    </w:p>
-    <w:p>
-      <w:pPr>
         <w:pStyle w:val="ListNumber"/>
       </w:pPr>
       <w:r>
@@ -409,6 +409,16 @@
       <w:r>
         <w:t>a)</w:t>
         <w:tab/>
+        <w:t>El frío y el calor ambiente.</w:t>
+      </w:r>
+    </w:p>
+    <w:p>
+      <w:pPr>
+        <w:pStyle w:val="Choice"/>
+      </w:pPr>
+      <w:r>
+        <w:t>b)</w:t>
+        <w:tab/>
         <w:t>El viento y la lluvia.</w:t>
       </w:r>
     </w:p>
@@ -417,9 +427,9 @@
         <w:pStyle w:val="Choice"/>
       </w:pPr>
       <w:r>
-        <w:t>b)</w:t>
+        <w:t>c)</w:t>
         <w:tab/>
-        <w:t>Ácidos, cáusticos, oxígeno y luz solar.</w:t>
+        <w:t>La electricidad y el agua.</w:t>
       </w:r>
     </w:p>
     <w:p>
@@ -427,19 +437,9 @@
         <w:pStyle w:val="Choice"/>
       </w:pPr>
       <w:r>
-        <w:t>c)</w:t>
-        <w:tab/>
-        <w:t>El frío y el calor ambiente.</w:t>
-      </w:r>
-    </w:p>
-    <w:p>
-      <w:pPr>
-        <w:pStyle w:val="Choice"/>
-      </w:pPr>
-      <w:r>
         <w:t>d)</w:t>
         <w:tab/>
-        <w:t>La electricidad y el agua.</w:t>
+        <w:t>Ácidos, cáusticos, oxígeno y luz solar.</w:t>
       </w:r>
     </w:p>
     <w:p>
@@ -467,16 +467,6 @@
       <w:r>
         <w:t>b)</w:t>
         <w:tab/>
-        <w:t>El oxígeno.</w:t>
-      </w:r>
-    </w:p>
-    <w:p>
-      <w:pPr>
-        <w:pStyle w:val="Choice"/>
-      </w:pPr>
-      <w:r>
-        <w:t>c)</w:t>
-        <w:tab/>
         <w:t>La acción de los ácidos.</w:t>
       </w:r>
     </w:p>
@@ -485,13 +475,23 @@
         <w:pStyle w:val="Choice"/>
       </w:pPr>
       <w:r>
-        <w:t>d)</w:t>
+        <w:t>c)</w:t>
         <w:tab/>
         <w:t>La radiación ultravioleta (UV).</w:t>
       </w:r>
     </w:p>
     <w:p>
       <w:pPr>
+        <w:pStyle w:val="Choice"/>
+      </w:pPr>
+      <w:r>
+        <w:t>d)</w:t>
+        <w:tab/>
+        <w:t>El oxígeno.</w:t>
+      </w:r>
+    </w:p>
+    <w:p>
+      <w:pPr>
         <w:pStyle w:val="ListNumber"/>
       </w:pPr>
       <w:r>
@@ -505,7 +505,7 @@
       <w:r>
         <w:t>a)</w:t>
         <w:tab/>
-        <w:t>El aceite.</w:t>
+        <w:t>El alcohol.</w:t>
       </w:r>
     </w:p>
     <w:p>
@@ -525,7 +525,7 @@
       <w:r>
         <w:t>c)</w:t>
         <w:tab/>
-        <w:t>La lejía.</w:t>
+        <w:t>El aceite.</w:t>
       </w:r>
     </w:p>
     <w:p>
@@ -535,7 +535,7 @@
       <w:r>
         <w:t>d)</w:t>
         <w:tab/>
-        <w:t>El alcohol.</w:t>
+        <w:t>La lejía.</w:t>
       </w:r>
     </w:p>
     <w:p>
@@ -553,6 +553,26 @@
       <w:r>
         <w:t>a)</w:t>
         <w:tab/>
+        <w:t>Aumentar su ductilidad.</w:t>
+      </w:r>
+    </w:p>
+    <w:p>
+      <w:pPr>
+        <w:pStyle w:val="Choice"/>
+      </w:pPr>
+      <w:r>
+        <w:t>b)</w:t>
+        <w:tab/>
+        <w:t>Romperse y degradarse en microplásticos.</w:t>
+      </w:r>
+    </w:p>
+    <w:p>
+      <w:pPr>
+        <w:pStyle w:val="Choice"/>
+      </w:pPr>
+      <w:r>
+        <w:t>c)</w:t>
+        <w:tab/>
         <w:t>Convertirse en conductores eléctricos.</w:t>
       </w:r>
     </w:p>
@@ -561,29 +581,9 @@
         <w:pStyle w:val="Choice"/>
       </w:pPr>
       <w:r>
-        <w:t>b)</w:t>
-        <w:tab/>
-        <w:t>Aumentar su ductilidad.</w:t>
-      </w:r>
-    </w:p>
-    <w:p>
-      <w:pPr>
-        <w:pStyle w:val="Choice"/>
-      </w:pPr>
-      <w:r>
-        <w:t>c)</w:t>
+        <w:t>d)</w:t>
         <w:tab/>
         <w:t>Volverse más fuertes.</w:t>
-      </w:r>
-    </w:p>
-    <w:p>
-      <w:pPr>
-        <w:pStyle w:val="Choice"/>
-      </w:pPr>
-      <w:r>
-        <w:t>d)</w:t>
-        <w:tab/>
-        <w:t>Romperse y degradarse en microplásticos.</w:t>
       </w:r>
     </w:p>
     <w:p>
@@ -659,7 +659,7 @@
       <w:r>
         <w:t>b)</w:t>
         <w:tab/>
-        <w:t>Se pueden restaurar por procesos naturales a una velocidad mayor que la que se consumen.</w:t>
+        <w:t>Son recursos ilimitados que se pueden consumir a cualquier velocidad porque no se gastan.</w:t>
       </w:r>
     </w:p>
     <w:p>
@@ -679,7 +679,7 @@
       <w:r>
         <w:t>d)</w:t>
         <w:tab/>
-        <w:t>Son recursos ilimitados que se pueden consumir a cualquier velocidad porque no se gastan.</w:t>
+        <w:t>Se pueden restaurar por procesos naturales a una velocidad mayor que la que se consumen.</w:t>
       </w:r>
     </w:p>
     <w:p>
@@ -697,7 +697,7 @@
       <w:r>
         <w:t>a)</w:t>
         <w:tab/>
-        <w:t>Ser abundante en la naturaleza y resistente al desgaste.</w:t>
+        <w:t>Provenir de una materia prima renovable y consumir la materia prima de manera sostenible.</w:t>
       </w:r>
     </w:p>
     <w:p>
@@ -717,7 +717,7 @@
       <w:r>
         <w:t>c)</w:t>
         <w:tab/>
-        <w:t>No depender del medio ambiente y no agotarse nunca.</w:t>
+        <w:t>Ser abundante en la naturaleza y resistente al desgaste.</w:t>
       </w:r>
     </w:p>
     <w:p>
@@ -727,7 +727,7 @@
       <w:r>
         <w:t>d)</w:t>
         <w:tab/>
-        <w:t>Provenir de una materia prima renovable y consumir la materia prima de manera sostenible.</w:t>
+        <w:t>No depender del medio ambiente y no agotarse nunca.</w:t>
       </w:r>
     </w:p>
     <w:p>
@@ -765,7 +765,7 @@
       <w:r>
         <w:t>c)</w:t>
         <w:tab/>
-        <w:t>Porque es fácil de fabricar.</w:t>
+        <w:t>Porque es resistente al fuego.</w:t>
       </w:r>
     </w:p>
     <w:p>
@@ -775,7 +775,7 @@
       <w:r>
         <w:t>d)</w:t>
         <w:tab/>
-        <w:t>Porque es resistente al fuego.</w:t>
+        <w:t>Porque es fácil de fabricar.</w:t>
       </w:r>
     </w:p>
     <w:p>
@@ -793,7 +793,7 @@
       <w:r>
         <w:t>a)</w:t>
         <w:tab/>
-        <w:t>Que talemos los árboles a una velocidad menor que la que crecen.</w:t>
+        <w:t>Que talemos todos los árboles sin restricciones.</w:t>
       </w:r>
     </w:p>
     <w:p>
@@ -803,7 +803,7 @@
       <w:r>
         <w:t>b)</w:t>
         <w:tab/>
-        <w:t>Que talemos todos los árboles sin restricciones.</w:t>
+        <w:t>Que plantemos más árboles de los que talemos.</w:t>
       </w:r>
     </w:p>
     <w:p>
@@ -823,7 +823,7 @@
       <w:r>
         <w:t>d)</w:t>
         <w:tab/>
-        <w:t>Que plantemos más árboles de los que talemos.</w:t>
+        <w:t>Que talemos los árboles a una velocidad menor que la que crecen.</w:t>
       </w:r>
     </w:p>
     <w:p>
@@ -851,7 +851,7 @@
       <w:r>
         <w:t>b)</w:t>
         <w:tab/>
-        <w:t>Hierro, aluminio, vidrio.</w:t>
+        <w:t>Plásticos que provienen del petróleo y gas natural.</w:t>
       </w:r>
     </w:p>
     <w:p>
@@ -871,7 +871,7 @@
       <w:r>
         <w:t>d)</w:t>
         <w:tab/>
-        <w:t>Plásticos que provienen del petróleo y gas natural.</w:t>
+        <w:t>Hierro, aluminio, vidrio.</w:t>
       </w:r>
     </w:p>
     <w:p>
@@ -889,7 +889,7 @@
       <w:r>
         <w:t>a)</w:t>
         <w:tab/>
-        <w:t>Se reciclan fácilmente sin pérdidas.</w:t>
+        <w:t>Se fabrican a partir de materias primas renovables.</w:t>
       </w:r>
     </w:p>
     <w:p>
@@ -898,6 +898,16 @@
       </w:pPr>
       <w:r>
         <w:t>b)</w:t>
+        <w:tab/>
+        <w:t>Son biodegradables.</w:t>
+      </w:r>
+    </w:p>
+    <w:p>
+      <w:pPr>
+        <w:pStyle w:val="Choice"/>
+      </w:pPr>
+      <w:r>
+        <w:t>c)</w:t>
         <w:tab/>
         <w:t>Provienen del petróleo y gas natural, que son recursos limitados.</w:t>
       </w:r>
@@ -907,19 +917,9 @@
         <w:pStyle w:val="Choice"/>
       </w:pPr>
       <w:r>
-        <w:t>c)</w:t>
-        <w:tab/>
-        <w:t>Se fabrican a partir de materias primas renovables.</w:t>
-      </w:r>
-    </w:p>
-    <w:p>
-      <w:pPr>
-        <w:pStyle w:val="Choice"/>
-      </w:pPr>
-      <w:r>
         <w:t>d)</w:t>
         <w:tab/>
-        <w:t>Son biodegradables.</w:t>
+        <w:t>Se reciclan fácilmente sin pérdidas.</w:t>
       </w:r>
     </w:p>
     <w:p>
@@ -957,7 +957,7 @@
       <w:r>
         <w:t>c)</w:t>
         <w:tab/>
-        <w:t>Madera.</w:t>
+        <w:t>Plástico.</w:t>
       </w:r>
     </w:p>
     <w:p>
@@ -967,7 +967,7 @@
       <w:r>
         <w:t>d)</w:t>
         <w:tab/>
-        <w:t>Plástico.</w:t>
+        <w:t>Madera.</w:t>
       </w:r>
     </w:p>
     <w:p>
@@ -985,7 +985,7 @@
       <w:r>
         <w:t>a)</w:t>
         <w:tab/>
-        <w:t>Se reutilizan indefinidamente.</w:t>
+        <w:t>Se degeneran rápidamente y solo pueden ser reciclados pocas veces.</w:t>
       </w:r>
     </w:p>
     <w:p>
@@ -1005,7 +1005,7 @@
       <w:r>
         <w:t>c)</w:t>
         <w:tab/>
-        <w:t>Se vuelven más resistentes.</w:t>
+        <w:t>Se reutilizan indefinidamente.</w:t>
       </w:r>
     </w:p>
     <w:p>
@@ -1015,7 +1015,7 @@
       <w:r>
         <w:t>d)</w:t>
         <w:tab/>
-        <w:t>Se degeneran rápidamente y solo pueden ser reciclados pocas veces.</w:t>
+        <w:t>Se vuelven más resistentes.</w:t>
       </w:r>
     </w:p>
     <w:p>
@@ -1033,7 +1033,7 @@
       <w:r>
         <w:t>a)</w:t>
         <w:tab/>
-        <w:t>Que se consuma a menor velocidad de la que se produce.</w:t>
+        <w:t>Que se consuma a mayor velocidad de la que se produce.</w:t>
       </w:r>
     </w:p>
     <w:p>
@@ -1043,7 +1043,7 @@
       <w:r>
         <w:t>b)</w:t>
         <w:tab/>
-        <w:t>Que se agote rápidamente.</w:t>
+        <w:t>Que se consuma a menor velocidad de la que se produce.</w:t>
       </w:r>
     </w:p>
     <w:p>
@@ -1063,7 +1063,7 @@
       <w:r>
         <w:t>d)</w:t>
         <w:tab/>
-        <w:t>Que se consuma a mayor velocidad de la que se produce.</w:t>
+        <w:t>Que se agote rápidamente.</w:t>
       </w:r>
     </w:p>
     <w:p>
@@ -1081,6 +1081,16 @@
       <w:r>
         <w:t>a)</w:t>
         <w:tab/>
+        <w:t>Materiales derivados del gas natural.</w:t>
+      </w:r>
+    </w:p>
+    <w:p>
+      <w:pPr>
+        <w:pStyle w:val="Choice"/>
+      </w:pPr>
+      <w:r>
+        <w:t>b)</w:t>
+        <w:tab/>
         <w:t>Plásticos reciclables.</w:t>
       </w:r>
     </w:p>
@@ -1089,7 +1099,7 @@
         <w:pStyle w:val="Choice"/>
       </w:pPr>
       <w:r>
-        <w:t>b)</w:t>
+        <w:t>c)</w:t>
         <w:tab/>
         <w:t>Hierro, aluminio y vidrio.</w:t>
       </w:r>
@@ -1099,23 +1109,13 @@
         <w:pStyle w:val="Choice"/>
       </w:pPr>
       <w:r>
-        <w:t>c)</w:t>
+        <w:t>d)</w:t>
         <w:tab/>
         <w:t>Materiales derivados del petróleo.</w:t>
       </w:r>
     </w:p>
     <w:p>
       <w:pPr>
-        <w:pStyle w:val="Choice"/>
-      </w:pPr>
-      <w:r>
-        <w:t>d)</w:t>
-        <w:tab/>
-        <w:t>Materiales derivados del gas natural.</w:t>
-      </w:r>
-    </w:p>
-    <w:p>
-      <w:pPr>
         <w:pStyle w:val="ListNumber"/>
       </w:pPr>
       <w:r>
@@ -1129,7 +1129,7 @@
       <w:r>
         <w:t>a)</w:t>
         <w:tab/>
-        <w:t>Si es costoso de producir.</w:t>
+        <w:t>Si es muy resistente.</w:t>
       </w:r>
     </w:p>
     <w:p>
@@ -1139,7 +1139,7 @@
       <w:r>
         <w:t>b)</w:t>
         <w:tab/>
-        <w:t>Si es pesado y difícil de manejar.</w:t>
+        <w:t>Si es costoso de producir.</w:t>
       </w:r>
     </w:p>
     <w:p>
@@ -1159,7 +1159,7 @@
       <w:r>
         <w:t>d)</w:t>
         <w:tab/>
-        <w:t>Si es muy resistente.</w:t>
+        <w:t>Si es pesado y difícil de manejar.</w:t>
       </w:r>
     </w:p>
     <w:p>
@@ -1177,16 +1177,6 @@
       <w:r>
         <w:t>a)</w:t>
         <w:tab/>
-        <w:t>Forman tóxicos al ser reciclados.</w:t>
-      </w:r>
-    </w:p>
-    <w:p>
-      <w:pPr>
-        <w:pStyle w:val="Choice"/>
-      </w:pPr>
-      <w:r>
-        <w:t>b)</w:t>
-        <w:tab/>
         <w:t>Forman tóxicos al consumir mucha energía.</w:t>
       </w:r>
     </w:p>
@@ -1195,9 +1185,19 @@
         <w:pStyle w:val="Choice"/>
       </w:pPr>
       <w:r>
+        <w:t>b)</w:t>
+        <w:tab/>
+        <w:t>Forman tóxicos al descomponerse.</w:t>
+      </w:r>
+    </w:p>
+    <w:p>
+      <w:pPr>
+        <w:pStyle w:val="Choice"/>
+      </w:pPr>
+      <w:r>
         <w:t>c)</w:t>
         <w:tab/>
-        <w:t>Forman tóxicos al descomponerse.</w:t>
+        <w:t>Forman tóxicos al ser reciclados.</w:t>
       </w:r>
     </w:p>
     <w:p>
@@ -1225,6 +1225,26 @@
       <w:r>
         <w:t>a)</w:t>
         <w:tab/>
+        <w:t>Luz.</w:t>
+      </w:r>
+    </w:p>
+    <w:p>
+      <w:pPr>
+        <w:pStyle w:val="Choice"/>
+      </w:pPr>
+      <w:r>
+        <w:t>b)</w:t>
+        <w:tab/>
+        <w:t>Aire limpio.</w:t>
+      </w:r>
+    </w:p>
+    <w:p>
+      <w:pPr>
+        <w:pStyle w:val="Choice"/>
+      </w:pPr>
+      <w:r>
+        <w:t>c)</w:t>
+        <w:tab/>
         <w:t>Agua pura.</w:t>
       </w:r>
     </w:p>
@@ -1233,33 +1253,13 @@
         <w:pStyle w:val="Choice"/>
       </w:pPr>
       <w:r>
-        <w:t>b)</w:t>
+        <w:t>d)</w:t>
         <w:tab/>
         <w:t>Gases tóxicos.</w:t>
       </w:r>
     </w:p>
     <w:p>
       <w:pPr>
-        <w:pStyle w:val="Choice"/>
-      </w:pPr>
-      <w:r>
-        <w:t>c)</w:t>
-        <w:tab/>
-        <w:t>Luz.</w:t>
-      </w:r>
-    </w:p>
-    <w:p>
-      <w:pPr>
-        <w:pStyle w:val="Choice"/>
-      </w:pPr>
-      <w:r>
-        <w:t>d)</w:t>
-        <w:tab/>
-        <w:t>Aire limpio.</w:t>
-      </w:r>
-    </w:p>
-    <w:p>
-      <w:pPr>
         <w:pStyle w:val="ListNumber"/>
       </w:pPr>
       <w:r>
@@ -1273,7 +1273,55 @@
       <w:r>
         <w:t>a)</w:t>
         <w:tab/>
+        <w:t>Vidrio.</w:t>
+      </w:r>
+    </w:p>
+    <w:p>
+      <w:pPr>
+        <w:pStyle w:val="Choice"/>
+      </w:pPr>
+      <w:r>
+        <w:t>b)</w:t>
+        <w:tab/>
+        <w:t>Granito.</w:t>
+      </w:r>
+    </w:p>
+    <w:p>
+      <w:pPr>
+        <w:pStyle w:val="Choice"/>
+      </w:pPr>
+      <w:r>
+        <w:t>c)</w:t>
+        <w:tab/>
+        <w:t>Madera.</w:t>
+      </w:r>
+    </w:p>
+    <w:p>
+      <w:pPr>
+        <w:pStyle w:val="Choice"/>
+      </w:pPr>
+      <w:r>
+        <w:t>d)</w:t>
+        <w:tab/>
         <w:t>Aluminio.</w:t>
+      </w:r>
+    </w:p>
+    <w:p>
+      <w:pPr>
+        <w:pStyle w:val="ListNumber"/>
+      </w:pPr>
+      <w:r>
+        <w:t>¿Qué material, fabricado con amianto, es cancerígeno y prohibido en la Unión Europea?</w:t>
+      </w:r>
+    </w:p>
+    <w:p>
+      <w:pPr>
+        <w:pStyle w:val="Choice"/>
+      </w:pPr>
+      <w:r>
+        <w:t>a)</w:t>
+        <w:tab/>
+        <w:t>Fibrocemento.</w:t>
       </w:r>
     </w:p>
     <w:p>
@@ -1293,6 +1341,102 @@
       <w:r>
         <w:t>c)</w:t>
         <w:tab/>
+        <w:t>Plásticos.</w:t>
+      </w:r>
+    </w:p>
+    <w:p>
+      <w:pPr>
+        <w:pStyle w:val="Choice"/>
+      </w:pPr>
+      <w:r>
+        <w:t>d)</w:t>
+        <w:tab/>
+        <w:t>Metales pesados.</w:t>
+      </w:r>
+    </w:p>
+    <w:p>
+      <w:pPr>
+        <w:pStyle w:val="ListNumber"/>
+      </w:pPr>
+      <w:r>
+        <w:t>¿Qué materiales no son tóxicos pero emiten mucho CO2 durante su fabricación, contribuyendo al efecto invernadero?</w:t>
+      </w:r>
+    </w:p>
+    <w:p>
+      <w:pPr>
+        <w:pStyle w:val="Choice"/>
+      </w:pPr>
+      <w:r>
+        <w:t>a)</w:t>
+        <w:tab/>
+        <w:t>Plásticos y metales no pesados.</w:t>
+      </w:r>
+    </w:p>
+    <w:p>
+      <w:pPr>
+        <w:pStyle w:val="Choice"/>
+      </w:pPr>
+      <w:r>
+        <w:t>b)</w:t>
+        <w:tab/>
+        <w:t>Vidrio y madera.</w:t>
+      </w:r>
+    </w:p>
+    <w:p>
+      <w:pPr>
+        <w:pStyle w:val="Choice"/>
+      </w:pPr>
+      <w:r>
+        <w:t>c)</w:t>
+        <w:tab/>
+        <w:t>Acero y hormigón.</w:t>
+      </w:r>
+    </w:p>
+    <w:p>
+      <w:pPr>
+        <w:pStyle w:val="Choice"/>
+      </w:pPr>
+      <w:r>
+        <w:t>d)</w:t>
+        <w:tab/>
+        <w:t>Granito y papel.</w:t>
+      </w:r>
+    </w:p>
+    <w:p>
+      <w:pPr>
+        <w:pStyle w:val="ListNumber"/>
+      </w:pPr>
+      <w:r>
+        <w:t>¿Cuál es un ejemplo de material que puede no ser tóxico, pero produce tóxicos durante su proceso de fabricación?</w:t>
+      </w:r>
+    </w:p>
+    <w:p>
+      <w:pPr>
+        <w:pStyle w:val="Choice"/>
+      </w:pPr>
+      <w:r>
+        <w:t>a)</w:t>
+        <w:tab/>
+        <w:t>Papel producido con blanqueantes de cloro.</w:t>
+      </w:r>
+    </w:p>
+    <w:p>
+      <w:pPr>
+        <w:pStyle w:val="Choice"/>
+      </w:pPr>
+      <w:r>
+        <w:t>b)</w:t>
+        <w:tab/>
+        <w:t>Metales no pesados.</w:t>
+      </w:r>
+    </w:p>
+    <w:p>
+      <w:pPr>
+        <w:pStyle w:val="Choice"/>
+      </w:pPr>
+      <w:r>
+        <w:t>c)</w:t>
+        <w:tab/>
         <w:t>Madera.</w:t>
       </w:r>
     </w:p>
@@ -1302,16 +1446,160 @@
       </w:pPr>
       <w:r>
         <w:t>d)</w:t>
+        <w:tab/>
+        <w:t>Vidrio.</w:t>
+      </w:r>
+    </w:p>
+    <w:p>
+      <w:pPr>
+        <w:pStyle w:val="ListNumber"/>
+      </w:pPr>
+      <w:r>
+        <w:t>¿Qué materiales se mencionan como ejemplos de no tóxicos?</w:t>
+      </w:r>
+    </w:p>
+    <w:p>
+      <w:pPr>
+        <w:pStyle w:val="Choice"/>
+      </w:pPr>
+      <w:r>
+        <w:t>a)</w:t>
         <w:tab/>
         <w:t>Granito.</w:t>
       </w:r>
     </w:p>
     <w:p>
       <w:pPr>
+        <w:pStyle w:val="Choice"/>
+      </w:pPr>
+      <w:r>
+        <w:t>b)</w:t>
+        <w:tab/>
+        <w:t>Plásticos y materiales de construcción.</w:t>
+      </w:r>
+    </w:p>
+    <w:p>
+      <w:pPr>
+        <w:pStyle w:val="Choice"/>
+      </w:pPr>
+      <w:r>
+        <w:t>c)</w:t>
+        <w:tab/>
+        <w:t>Metales pesados.</w:t>
+      </w:r>
+    </w:p>
+    <w:p>
+      <w:pPr>
+        <w:pStyle w:val="Choice"/>
+      </w:pPr>
+      <w:r>
+        <w:t>d)</w:t>
+        <w:tab/>
+        <w:t>Vidrio, madera y metales no pesados.</w:t>
+      </w:r>
+    </w:p>
+    <w:p>
+      <w:pPr>
         <w:pStyle w:val="ListNumber"/>
       </w:pPr>
       <w:r>
-        <w:t>¿Qué material, fabricado con amianto, es cancerígeno y prohibido en la Unión Europea?</w:t>
+        <w:t>¿Por qué se considera que el vidrio, la madera y los metales no pesados son no tóxicos?</w:t>
+      </w:r>
+    </w:p>
+    <w:p>
+      <w:pPr>
+        <w:pStyle w:val="Choice"/>
+      </w:pPr>
+      <w:r>
+        <w:t>a)</w:t>
+        <w:tab/>
+        <w:t>Emiten gases tóxicos al descomponerse.</w:t>
+      </w:r>
+    </w:p>
+    <w:p>
+      <w:pPr>
+        <w:pStyle w:val="Choice"/>
+      </w:pPr>
+      <w:r>
+        <w:t>b)</w:t>
+        <w:tab/>
+        <w:t>No contienen sustancias venenosas.</w:t>
+      </w:r>
+    </w:p>
+    <w:p>
+      <w:pPr>
+        <w:pStyle w:val="Choice"/>
+      </w:pPr>
+      <w:r>
+        <w:t>c)</w:t>
+        <w:tab/>
+        <w:t>Son muy costosos.</w:t>
+      </w:r>
+    </w:p>
+    <w:p>
+      <w:pPr>
+        <w:pStyle w:val="Choice"/>
+      </w:pPr>
+      <w:r>
+        <w:t>d)</w:t>
+        <w:tab/>
+        <w:t>Son difíciles de manejar.</w:t>
+      </w:r>
+    </w:p>
+    <w:p>
+      <w:pPr>
+        <w:pStyle w:val="ListNumber"/>
+      </w:pPr>
+      <w:r>
+        <w:t>¿Qué permite un material reciclable?</w:t>
+      </w:r>
+    </w:p>
+    <w:p>
+      <w:pPr>
+        <w:pStyle w:val="Choice"/>
+      </w:pPr>
+      <w:r>
+        <w:t>a)</w:t>
+        <w:tab/>
+        <w:t>Mantener su calidad original durante el reciclado.</w:t>
+      </w:r>
+    </w:p>
+    <w:p>
+      <w:pPr>
+        <w:pStyle w:val="Choice"/>
+      </w:pPr>
+      <w:r>
+        <w:t>b)</w:t>
+        <w:tab/>
+        <w:t>Volver a fabricar productos nuevos a partir de los productos de desecho.</w:t>
+      </w:r>
+    </w:p>
+    <w:p>
+      <w:pPr>
+        <w:pStyle w:val="Choice"/>
+      </w:pPr>
+      <w:r>
+        <w:t>c)</w:t>
+        <w:tab/>
+        <w:t>Desechar productos sin preocupaciones.</w:t>
+      </w:r>
+    </w:p>
+    <w:p>
+      <w:pPr>
+        <w:pStyle w:val="Choice"/>
+      </w:pPr>
+      <w:r>
+        <w:t>d)</w:t>
+        <w:tab/>
+        <w:t>Agotar las reservas de materiales.</w:t>
+      </w:r>
+    </w:p>
+    <w:p>
+      <w:pPr>
+        <w:pStyle w:val="ListNumber"/>
+      </w:pPr>
+      <w:r>
+        <w:t>¿Qué materiales son mencionados como muy reciclables porque no pierden sus propiedades ni se degradan en el proceso de reciclado?</w:t>
       </w:r>
     </w:p>
     <w:p>
@@ -1331,284 +1619,6 @@
       <w:r>
         <w:t>b)</w:t>
         <w:tab/>
-        <w:t>Fibrocemento.</w:t>
-      </w:r>
-    </w:p>
-    <w:p>
-      <w:pPr>
-        <w:pStyle w:val="Choice"/>
-      </w:pPr>
-      <w:r>
-        <w:t>c)</w:t>
-        <w:tab/>
-        <w:t>Metales pesados.</w:t>
-      </w:r>
-    </w:p>
-    <w:p>
-      <w:pPr>
-        <w:pStyle w:val="Choice"/>
-      </w:pPr>
-      <w:r>
-        <w:t>d)</w:t>
-        <w:tab/>
-        <w:t>Vidrio.</w:t>
-      </w:r>
-    </w:p>
-    <w:p>
-      <w:pPr>
-        <w:pStyle w:val="ListNumber"/>
-      </w:pPr>
-      <w:r>
-        <w:t>¿Qué materiales no son tóxicos pero emiten mucho CO2 durante su fabricación, contribuyendo al efecto invernadero?</w:t>
-      </w:r>
-    </w:p>
-    <w:p>
-      <w:pPr>
-        <w:pStyle w:val="Choice"/>
-      </w:pPr>
-      <w:r>
-        <w:t>a)</w:t>
-        <w:tab/>
-        <w:t>Acero y hormigón.</w:t>
-      </w:r>
-    </w:p>
-    <w:p>
-      <w:pPr>
-        <w:pStyle w:val="Choice"/>
-      </w:pPr>
-      <w:r>
-        <w:t>b)</w:t>
-        <w:tab/>
-        <w:t>Granito y papel.</w:t>
-      </w:r>
-    </w:p>
-    <w:p>
-      <w:pPr>
-        <w:pStyle w:val="Choice"/>
-      </w:pPr>
-      <w:r>
-        <w:t>c)</w:t>
-        <w:tab/>
-        <w:t>Plásticos y metales no pesados.</w:t>
-      </w:r>
-    </w:p>
-    <w:p>
-      <w:pPr>
-        <w:pStyle w:val="Choice"/>
-      </w:pPr>
-      <w:r>
-        <w:t>d)</w:t>
-        <w:tab/>
-        <w:t>Vidrio y madera.</w:t>
-      </w:r>
-    </w:p>
-    <w:p>
-      <w:pPr>
-        <w:pStyle w:val="ListNumber"/>
-      </w:pPr>
-      <w:r>
-        <w:t>¿Cuál es un ejemplo de material que puede no ser tóxico, pero produce tóxicos durante su proceso de fabricación?</w:t>
-      </w:r>
-    </w:p>
-    <w:p>
-      <w:pPr>
-        <w:pStyle w:val="Choice"/>
-      </w:pPr>
-      <w:r>
-        <w:t>a)</w:t>
-        <w:tab/>
-        <w:t>Vidrio.</w:t>
-      </w:r>
-    </w:p>
-    <w:p>
-      <w:pPr>
-        <w:pStyle w:val="Choice"/>
-      </w:pPr>
-      <w:r>
-        <w:t>b)</w:t>
-        <w:tab/>
-        <w:t>Metales no pesados.</w:t>
-      </w:r>
-    </w:p>
-    <w:p>
-      <w:pPr>
-        <w:pStyle w:val="Choice"/>
-      </w:pPr>
-      <w:r>
-        <w:t>c)</w:t>
-        <w:tab/>
-        <w:t>Papel producido con blanqueantes de cloro.</w:t>
-      </w:r>
-    </w:p>
-    <w:p>
-      <w:pPr>
-        <w:pStyle w:val="Choice"/>
-      </w:pPr>
-      <w:r>
-        <w:t>d)</w:t>
-        <w:tab/>
-        <w:t>Madera.</w:t>
-      </w:r>
-    </w:p>
-    <w:p>
-      <w:pPr>
-        <w:pStyle w:val="ListNumber"/>
-      </w:pPr>
-      <w:r>
-        <w:t>¿Qué materiales se mencionan como ejemplos de no tóxicos?</w:t>
-      </w:r>
-    </w:p>
-    <w:p>
-      <w:pPr>
-        <w:pStyle w:val="Choice"/>
-      </w:pPr>
-      <w:r>
-        <w:t>a)</w:t>
-        <w:tab/>
-        <w:t>Vidrio, madera y metales no pesados.</w:t>
-      </w:r>
-    </w:p>
-    <w:p>
-      <w:pPr>
-        <w:pStyle w:val="Choice"/>
-      </w:pPr>
-      <w:r>
-        <w:t>b)</w:t>
-        <w:tab/>
-        <w:t>Metales pesados.</w:t>
-      </w:r>
-    </w:p>
-    <w:p>
-      <w:pPr>
-        <w:pStyle w:val="Choice"/>
-      </w:pPr>
-      <w:r>
-        <w:t>c)</w:t>
-        <w:tab/>
-        <w:t>Granito.</w:t>
-      </w:r>
-    </w:p>
-    <w:p>
-      <w:pPr>
-        <w:pStyle w:val="Choice"/>
-      </w:pPr>
-      <w:r>
-        <w:t>d)</w:t>
-        <w:tab/>
-        <w:t>Plásticos y materiales de construcción.</w:t>
-      </w:r>
-    </w:p>
-    <w:p>
-      <w:pPr>
-        <w:pStyle w:val="ListNumber"/>
-      </w:pPr>
-      <w:r>
-        <w:t>¿Por qué se considera que el vidrio, la madera y los metales no pesados son no tóxicos?</w:t>
-      </w:r>
-    </w:p>
-    <w:p>
-      <w:pPr>
-        <w:pStyle w:val="Choice"/>
-      </w:pPr>
-      <w:r>
-        <w:t>a)</w:t>
-        <w:tab/>
-        <w:t>Emiten gases tóxicos al descomponerse.</w:t>
-      </w:r>
-    </w:p>
-    <w:p>
-      <w:pPr>
-        <w:pStyle w:val="Choice"/>
-      </w:pPr>
-      <w:r>
-        <w:t>b)</w:t>
-        <w:tab/>
-        <w:t>Son difíciles de manejar.</w:t>
-      </w:r>
-    </w:p>
-    <w:p>
-      <w:pPr>
-        <w:pStyle w:val="Choice"/>
-      </w:pPr>
-      <w:r>
-        <w:t>c)</w:t>
-        <w:tab/>
-        <w:t>Son muy costosos.</w:t>
-      </w:r>
-    </w:p>
-    <w:p>
-      <w:pPr>
-        <w:pStyle w:val="Choice"/>
-      </w:pPr>
-      <w:r>
-        <w:t>d)</w:t>
-        <w:tab/>
-        <w:t>No contienen sustancias venenosas.</w:t>
-      </w:r>
-    </w:p>
-    <w:p>
-      <w:pPr>
-        <w:pStyle w:val="ListNumber"/>
-      </w:pPr>
-      <w:r>
-        <w:t>¿Qué permite un material reciclable?</w:t>
-      </w:r>
-    </w:p>
-    <w:p>
-      <w:pPr>
-        <w:pStyle w:val="Choice"/>
-      </w:pPr>
-      <w:r>
-        <w:t>a)</w:t>
-        <w:tab/>
-        <w:t>Agotar las reservas de materiales.</w:t>
-      </w:r>
-    </w:p>
-    <w:p>
-      <w:pPr>
-        <w:pStyle w:val="Choice"/>
-      </w:pPr>
-      <w:r>
-        <w:t>b)</w:t>
-        <w:tab/>
-        <w:t>Volver a fabricar productos nuevos a partir de los productos de desecho.</w:t>
-      </w:r>
-    </w:p>
-    <w:p>
-      <w:pPr>
-        <w:pStyle w:val="Choice"/>
-      </w:pPr>
-      <w:r>
-        <w:t>c)</w:t>
-        <w:tab/>
-        <w:t>Mantener su calidad original durante el reciclado.</w:t>
-      </w:r>
-    </w:p>
-    <w:p>
-      <w:pPr>
-        <w:pStyle w:val="Choice"/>
-      </w:pPr>
-      <w:r>
-        <w:t>d)</w:t>
-        <w:tab/>
-        <w:t>Desechar productos sin preocupaciones.</w:t>
-      </w:r>
-    </w:p>
-    <w:p>
-      <w:pPr>
-        <w:pStyle w:val="ListNumber"/>
-      </w:pPr>
-      <w:r>
-        <w:t>¿Qué materiales son mencionados como muy reciclables porque no pierden sus propiedades ni se degradan en el proceso de reciclado?</w:t>
-      </w:r>
-    </w:p>
-    <w:p>
-      <w:pPr>
-        <w:pStyle w:val="Choice"/>
-      </w:pPr>
-      <w:r>
-        <w:t>a)</w:t>
-        <w:tab/>
         <w:t>Madera y cartón.</w:t>
       </w:r>
     </w:p>
@@ -1617,9 +1627,143 @@
         <w:pStyle w:val="Choice"/>
       </w:pPr>
       <w:r>
+        <w:t>c)</w:t>
+        <w:tab/>
+        <w:t>Vidrio y metales.</w:t>
+      </w:r>
+    </w:p>
+    <w:p>
+      <w:pPr>
+        <w:pStyle w:val="Choice"/>
+      </w:pPr>
+      <w:r>
+        <w:t>d)</w:t>
+        <w:tab/>
+        <w:t>Cerámicas.</w:t>
+      </w:r>
+    </w:p>
+    <w:p>
+      <w:pPr>
+        <w:pStyle w:val="ListNumber"/>
+      </w:pPr>
+      <w:r>
+        <w:t>¿Por qué los plásticos y el papel son considerados poco reciclables?</w:t>
+      </w:r>
+    </w:p>
+    <w:p>
+      <w:pPr>
+        <w:pStyle w:val="Choice"/>
+      </w:pPr>
+      <w:r>
+        <w:t>a)</w:t>
+        <w:tab/>
+        <w:t>Son muy costosos de reciclar.</w:t>
+      </w:r>
+    </w:p>
+    <w:p>
+      <w:pPr>
+        <w:pStyle w:val="Choice"/>
+      </w:pPr>
+      <w:r>
         <w:t>b)</w:t>
         <w:tab/>
+        <w:t>Se degradan con facilidad en el proceso de reciclado.</w:t>
+      </w:r>
+    </w:p>
+    <w:p>
+      <w:pPr>
+        <w:pStyle w:val="Choice"/>
+      </w:pPr>
+      <w:r>
+        <w:t>c)</w:t>
+        <w:tab/>
+        <w:t>Son difíciles de conseguir.</w:t>
+      </w:r>
+    </w:p>
+    <w:p>
+      <w:pPr>
+        <w:pStyle w:val="Choice"/>
+      </w:pPr>
+      <w:r>
+        <w:t>d)</w:t>
+        <w:tab/>
+        <w:t>Mantienen su calidad durante el reciclado.</w:t>
+      </w:r>
+    </w:p>
+    <w:p>
+      <w:pPr>
+        <w:pStyle w:val="ListNumber"/>
+      </w:pPr>
+      <w:r>
+        <w:t>¿Qué se entiende por materiales biodegradables?</w:t>
+      </w:r>
+    </w:p>
+    <w:p>
+      <w:pPr>
+        <w:pStyle w:val="Choice"/>
+      </w:pPr>
+      <w:r>
+        <w:t>a)</w:t>
+        <w:tab/>
+        <w:t>Materiales que contaminan el medio ambiente.</w:t>
+      </w:r>
+    </w:p>
+    <w:p>
+      <w:pPr>
+        <w:pStyle w:val="Choice"/>
+      </w:pPr>
+      <w:r>
+        <w:t>b)</w:t>
+        <w:tab/>
+        <w:t>Materiales que se degradan rápidamente.</w:t>
+      </w:r>
+    </w:p>
+    <w:p>
+      <w:pPr>
+        <w:pStyle w:val="Choice"/>
+      </w:pPr>
+      <w:r>
+        <w:t>c)</w:t>
+        <w:tab/>
+        <w:t>Materiales que se descomponen en la naturaleza con relativa facilidad y sin producir productos tóxicos.</w:t>
+      </w:r>
+    </w:p>
+    <w:p>
+      <w:pPr>
+        <w:pStyle w:val="Choice"/>
+      </w:pPr>
+      <w:r>
+        <w:t>d)</w:t>
+        <w:tab/>
+        <w:t>Materiales que nunca se descomponen.</w:t>
+      </w:r>
+    </w:p>
+    <w:p>
+      <w:pPr>
+        <w:pStyle w:val="ListNumber"/>
+      </w:pPr>
+      <w:r>
+        <w:t>¿Qué materiales son mencionados como muy biodegradables?</w:t>
+      </w:r>
+    </w:p>
+    <w:p>
+      <w:pPr>
+        <w:pStyle w:val="Choice"/>
+      </w:pPr>
+      <w:r>
+        <w:t>a)</w:t>
+        <w:tab/>
         <w:t>Vidrio y metales.</w:t>
+      </w:r>
+    </w:p>
+    <w:p>
+      <w:pPr>
+        <w:pStyle w:val="Choice"/>
+      </w:pPr>
+      <w:r>
+        <w:t>b)</w:t>
+        <w:tab/>
+        <w:t>Materiales de construcción.</w:t>
       </w:r>
     </w:p>
     <w:p>
@@ -1639,151 +1783,7 @@
       <w:r>
         <w:t>d)</w:t>
         <w:tab/>
-        <w:t>Cerámicas.</w:t>
-      </w:r>
-    </w:p>
-    <w:p>
-      <w:pPr>
-        <w:pStyle w:val="ListNumber"/>
-      </w:pPr>
-      <w:r>
-        <w:t>¿Por qué los plásticos y el papel son considerados poco reciclables?</w:t>
-      </w:r>
-    </w:p>
-    <w:p>
-      <w:pPr>
-        <w:pStyle w:val="Choice"/>
-      </w:pPr>
-      <w:r>
-        <w:t>a)</w:t>
-        <w:tab/>
-        <w:t>Mantienen su calidad durante el reciclado.</w:t>
-      </w:r>
-    </w:p>
-    <w:p>
-      <w:pPr>
-        <w:pStyle w:val="Choice"/>
-      </w:pPr>
-      <w:r>
-        <w:t>b)</w:t>
-        <w:tab/>
-        <w:t>Son muy costosos de reciclar.</w:t>
-      </w:r>
-    </w:p>
-    <w:p>
-      <w:pPr>
-        <w:pStyle w:val="Choice"/>
-      </w:pPr>
-      <w:r>
-        <w:t>c)</w:t>
-        <w:tab/>
-        <w:t>Se degradan con facilidad en el proceso de reciclado.</w:t>
-      </w:r>
-    </w:p>
-    <w:p>
-      <w:pPr>
-        <w:pStyle w:val="Choice"/>
-      </w:pPr>
-      <w:r>
-        <w:t>d)</w:t>
-        <w:tab/>
-        <w:t>Son difíciles de conseguir.</w:t>
-      </w:r>
-    </w:p>
-    <w:p>
-      <w:pPr>
-        <w:pStyle w:val="ListNumber"/>
-      </w:pPr>
-      <w:r>
-        <w:t>¿Qué se entiende por materiales biodegradables?</w:t>
-      </w:r>
-    </w:p>
-    <w:p>
-      <w:pPr>
-        <w:pStyle w:val="Choice"/>
-      </w:pPr>
-      <w:r>
-        <w:t>a)</w:t>
-        <w:tab/>
-        <w:t>Materiales que contaminan el medio ambiente.</w:t>
-      </w:r>
-    </w:p>
-    <w:p>
-      <w:pPr>
-        <w:pStyle w:val="Choice"/>
-      </w:pPr>
-      <w:r>
-        <w:t>b)</w:t>
-        <w:tab/>
-        <w:t>Materiales que se descomponen en la naturaleza con relativa facilidad y sin producir productos tóxicos.</w:t>
-      </w:r>
-    </w:p>
-    <w:p>
-      <w:pPr>
-        <w:pStyle w:val="Choice"/>
-      </w:pPr>
-      <w:r>
-        <w:t>c)</w:t>
-        <w:tab/>
-        <w:t>Materiales que se degradan rápidamente.</w:t>
-      </w:r>
-    </w:p>
-    <w:p>
-      <w:pPr>
-        <w:pStyle w:val="Choice"/>
-      </w:pPr>
-      <w:r>
-        <w:t>d)</w:t>
-        <w:tab/>
-        <w:t>Materiales que nunca se descomponen.</w:t>
-      </w:r>
-    </w:p>
-    <w:p>
-      <w:pPr>
-        <w:pStyle w:val="ListNumber"/>
-      </w:pPr>
-      <w:r>
-        <w:t>¿Qué materiales son mencionados como muy biodegradables?</w:t>
-      </w:r>
-    </w:p>
-    <w:p>
-      <w:pPr>
-        <w:pStyle w:val="Choice"/>
-      </w:pPr>
-      <w:r>
-        <w:t>a)</w:t>
-        <w:tab/>
-        <w:t>Vidrio y metales.</w:t>
-      </w:r>
-    </w:p>
-    <w:p>
-      <w:pPr>
-        <w:pStyle w:val="Choice"/>
-      </w:pPr>
-      <w:r>
-        <w:t>b)</w:t>
-        <w:tab/>
-        <w:t>Materiales de construcción.</w:t>
-      </w:r>
-    </w:p>
-    <w:p>
-      <w:pPr>
-        <w:pStyle w:val="Choice"/>
-      </w:pPr>
-      <w:r>
-        <w:t>c)</w:t>
-        <w:tab/>
         <w:t>Madera, cartón y papel.</w:t>
-      </w:r>
-    </w:p>
-    <w:p>
-      <w:pPr>
-        <w:pStyle w:val="Choice"/>
-      </w:pPr>
-      <w:r>
-        <w:t>d)</w:t>
-        <w:tab/>
-        <w:t>Plásticos.</w:t>
       </w:r>
     </w:p>
     <w:p>
@@ -1811,16 +1811,6 @@
       <w:r>
         <w:t>b)</w:t>
         <w:tab/>
-        <w:t>No afectan al medio ambiente.</w:t>
-      </w:r>
-    </w:p>
-    <w:p>
-      <w:pPr>
-        <w:pStyle w:val="Choice"/>
-      </w:pPr>
-      <w:r>
-        <w:t>c)</w:t>
-        <w:tab/>
         <w:t>Se reciclan fácilmente.</w:t>
       </w:r>
     </w:p>
@@ -1829,9 +1819,19 @@
         <w:pStyle w:val="Choice"/>
       </w:pPr>
       <w:r>
+        <w:t>c)</w:t>
+        <w:tab/>
+        <w:t>Se descomponen con dificultad en la naturaleza.</w:t>
+      </w:r>
+    </w:p>
+    <w:p>
+      <w:pPr>
+        <w:pStyle w:val="Choice"/>
+      </w:pPr>
+      <w:r>
         <w:t>d)</w:t>
         <w:tab/>
-        <w:t>Se descomponen con dificultad en la naturaleza.</w:t>
+        <w:t>No afectan al medio ambiente.</w:t>
       </w:r>
     </w:p>
     <w:p>
